--- a/deliverables/①_资料文献书目.docx
+++ b/deliverables/①_资料文献书目.docx
@@ -47,7 +47,7 @@
           <w:color w:val="6B645A"/>
           <w:sz w:val="19"/>
         </w:rPr>
-        <w:t>课程：中国近现代妇女与性别史专题（HIST60116.01，陈雁教授）　性质：史料与研究著作合编的专题资料库 · 配套静态检索网页</w:t>
+        <w:t>课程：中国近现代妇女与性别史专题（HIST60116.01，陈雁教授）　性质：史料与研究著作合编的专题资料库 · 配套静态检索网页　在线检索：https://miniicyfish.github.io/nora-in-china/ （双击即开，亦可离线使用）</w:t>
       </w:r>
     </w:p>
     <w:p>
@@ -551,7 +551,47 @@
           <w:color w:val="22201C"/>
           <w:sz w:val="21"/>
         </w:rPr>
-        <w:t>：先以史料层级与年代分期定位材料的性质与时段，再借主题标签把分散在剧本、报刊、研究中的同一议题聚拢比对。例如循“娜拉走后怎样”一签，即可将鲁迅的讲演、报刊论争与今人研究并列，看同一问题如何在不同文类与不同年代间流转、变形。配套检索网页双击即开，支持六维分面筛选与全文检索，操作详见《资料库技术规划书》。</w:t>
+        <w:t xml:space="preserve">：先以史料层级与年代分期定位材料的性质与时段，再借主题标签把分散在剧本、报刊、研究中的同一议题聚拢比对。例如循“娜拉走后怎样”一签，即可将鲁迅的讲演、报刊论争与今人研究并列，看同一问题如何在不同文类与不同年代间流转、变形。配套检索网页已部署上线，可径直访问 </w:t>
+      </w:r>
+      <w:r>
+        <w:rPr>
+          <w:rFonts w:ascii="Times New Roman" w:hAnsi="Times New Roman" w:eastAsia="宋体"/>
+          <w:b/>
+          <w:i w:val="0"/>
+          <w:color w:val="22201C"/>
+          <w:sz w:val="21"/>
+        </w:rPr>
+        <w:t>https://miniicyfish.github.io/nora-in-china/</w:t>
+      </w:r>
+      <w:r>
+        <w:rPr>
+          <w:rFonts w:ascii="Times New Roman" w:hAnsi="Times New Roman" w:eastAsia="宋体"/>
+          <w:b w:val="0"/>
+          <w:i w:val="0"/>
+          <w:color w:val="22201C"/>
+          <w:sz w:val="21"/>
+        </w:rPr>
+        <w:t xml:space="preserve"> （亦可下载后双击 </w:t>
+      </w:r>
+      <w:r>
+        <w:rPr>
+          <w:rFonts w:ascii="Times New Roman" w:hAnsi="Times New Roman" w:eastAsia="宋体"/>
+          <w:b w:val="0"/>
+          <w:i w:val="0"/>
+          <w:color w:val="6B645A"/>
+          <w:sz w:val="18"/>
+        </w:rPr>
+        <w:t>index.html</w:t>
+      </w:r>
+      <w:r>
+        <w:rPr>
+          <w:rFonts w:ascii="Times New Roman" w:hAnsi="Times New Roman" w:eastAsia="宋体"/>
+          <w:b w:val="0"/>
+          <w:i w:val="0"/>
+          <w:color w:val="22201C"/>
+          <w:sz w:val="21"/>
+        </w:rPr>
+        <w:t xml:space="preserve"> 离线使用），支持六维分面筛选与全文检索，操作详见《资料库技术规划书》。</w:t>
       </w:r>
     </w:p>
     <w:p>

--- a/deliverables/①_资料文献书目.docx
+++ b/deliverables/①_资料文献书目.docx
@@ -36,7 +36,7 @@
     </w:p>
     <w:p>
       <w:pPr>
-        <w:spacing w:before="40" w:after="120" w:line="336" w:lineRule="auto"/>
+        <w:spacing w:before="40" w:after="20" w:line="336" w:lineRule="auto"/>
         <w:ind w:left="340"/>
       </w:pPr>
       <w:r>
@@ -47,7 +47,39 @@
           <w:color w:val="6B645A"/>
           <w:sz w:val="19"/>
         </w:rPr>
-        <w:t>课程：中国近现代妇女与性别史专题（HIST60116.01，陈雁教授）　性质：史料与研究著作合编的专题资料库 · 配套静态检索网页　在线检索：https://miniicyfish.github.io/nora-in-china/ （双击即开，亦可离线使用）</w:t>
+        <w:t>课程：中国近现代妇女与性别史专题（HIST60116.01）</w:t>
+      </w:r>
+    </w:p>
+    <w:p>
+      <w:pPr>
+        <w:spacing w:before="0" w:after="20" w:line="336" w:lineRule="auto"/>
+        <w:ind w:left="340"/>
+      </w:pPr>
+      <w:r>
+        <w:rPr>
+          <w:rFonts w:ascii="Times New Roman" w:hAnsi="Times New Roman" w:eastAsia="楷体"/>
+          <w:b w:val="0"/>
+          <w:i w:val="0"/>
+          <w:color w:val="6B645A"/>
+          <w:sz w:val="19"/>
+        </w:rPr>
+        <w:t>性质：史料与研究著作合编的专题资料库 · 配套静态检索网页</w:t>
+      </w:r>
+    </w:p>
+    <w:p>
+      <w:pPr>
+        <w:spacing w:before="0" w:after="120" w:line="336" w:lineRule="auto"/>
+        <w:ind w:left="340"/>
+      </w:pPr>
+      <w:r>
+        <w:rPr>
+          <w:rFonts w:ascii="Times New Roman" w:hAnsi="Times New Roman" w:eastAsia="楷体"/>
+          <w:b w:val="0"/>
+          <w:i w:val="0"/>
+          <w:color w:val="6B645A"/>
+          <w:sz w:val="19"/>
+        </w:rPr>
+        <w:t>在线检索：https://miniicyfish.github.io/nora-in-china/</w:t>
       </w:r>
     </w:p>
     <w:p>
@@ -442,7 +474,7 @@
           <w:color w:val="22201C"/>
           <w:sz w:val="21"/>
         </w:rPr>
-        <w:t>收录范围上，时间锁定娜拉译介自萌芽至高潮的三十余年，空间以中国都市报刊场域为重心，语种兼收中、英、日。</w:t>
+        <w:t>收录范围上，时间锁定娜拉译介自萌芽至高潮的三十余年，空间以中国都市报刊场域为重心，语种兼收中、英两种。</w:t>
       </w:r>
       <w:r>
         <w:rPr>
@@ -10776,22 +10808,7 @@
           <w:color w:val="22201C"/>
           <w:sz w:val="26"/>
         </w:rPr>
-        <w:t>2.4 日文论著</w:t>
-      </w:r>
-    </w:p>
-    <w:p>
-      <w:pPr>
-        <w:spacing w:before="160" w:after="80"/>
-      </w:pPr>
-      <w:r>
-        <w:rPr>
-          <w:rFonts w:ascii="Times New Roman" w:hAnsi="Times New Roman" w:eastAsia="黑体"/>
-          <w:b/>
-          <w:i w:val="0"/>
-          <w:color w:val="22201C"/>
-          <w:sz w:val="26"/>
-        </w:rPr>
-        <w:t>2.5 学位论文</w:t>
+        <w:t>2.4 学位论文</w:t>
       </w:r>
     </w:p>
     <w:p>
